--- a/templates/vacation.docx
+++ b/templates/vacation.docx
@@ -113,28 +113,28 @@
     </w:p>
     <w:p>
       <w:pPr>
-        <w:spacing w:after="120" w:lineRule="auto" w:line="300"/>
+        <w:spacing w:after="80" w:lineRule="auto" w:line="300"/>
       </w:pPr>
       <w:r>
         <w:rPr>
           <w:rFonts w:ascii="Helvetica Neue" w:hAnsi="Helvetica Neue" w:eastAsia="PingFang SC"/>
-          <w:b w:val="0"/>
+          <w:b/>
           <w:sz w:val="21"/>
         </w:rPr>
-        <w:t>**午餐：</w:t>
+        <w:t>午餐：</w:t>
       </w:r>
     </w:p>
     <w:p>
       <w:pPr>
-        <w:spacing w:after="120" w:lineRule="auto" w:line="300"/>
+        <w:spacing w:after="80" w:lineRule="auto" w:line="300"/>
       </w:pPr>
       <w:r>
         <w:rPr>
           <w:rFonts w:ascii="Helvetica Neue" w:hAnsi="Helvetica Neue" w:eastAsia="PingFang SC"/>
-          <w:b w:val="0"/>
+          <w:b/>
           <w:sz w:val="21"/>
         </w:rPr>
-        <w:t>晚餐：**</w:t>
+        <w:t>晚餐：</w:t>
       </w:r>
     </w:p>
     <w:p>
@@ -166,28 +166,28 @@
     </w:p>
     <w:p>
       <w:pPr>
-        <w:spacing w:after="120" w:lineRule="auto" w:line="300"/>
+        <w:spacing w:after="80" w:lineRule="auto" w:line="300"/>
       </w:pPr>
       <w:r>
         <w:rPr>
           <w:rFonts w:ascii="Helvetica Neue" w:hAnsi="Helvetica Neue" w:eastAsia="PingFang SC"/>
-          <w:b w:val="0"/>
+          <w:b/>
           <w:sz w:val="21"/>
         </w:rPr>
-        <w:t>**午餐：</w:t>
+        <w:t>午餐：</w:t>
       </w:r>
     </w:p>
     <w:p>
       <w:pPr>
-        <w:spacing w:after="120" w:lineRule="auto" w:line="300"/>
+        <w:spacing w:after="80" w:lineRule="auto" w:line="300"/>
       </w:pPr>
       <w:r>
         <w:rPr>
           <w:rFonts w:ascii="Helvetica Neue" w:hAnsi="Helvetica Neue" w:eastAsia="PingFang SC"/>
-          <w:b w:val="0"/>
+          <w:b/>
           <w:sz w:val="21"/>
         </w:rPr>
-        <w:t>晚餐：**</w:t>
+        <w:t>晚餐：</w:t>
       </w:r>
     </w:p>
     <w:p>
@@ -219,28 +219,28 @@
     </w:p>
     <w:p>
       <w:pPr>
-        <w:spacing w:after="120" w:lineRule="auto" w:line="300"/>
+        <w:spacing w:after="80" w:lineRule="auto" w:line="300"/>
       </w:pPr>
       <w:r>
         <w:rPr>
           <w:rFonts w:ascii="Helvetica Neue" w:hAnsi="Helvetica Neue" w:eastAsia="PingFang SC"/>
-          <w:b w:val="0"/>
+          <w:b/>
           <w:sz w:val="21"/>
         </w:rPr>
-        <w:t>**午餐：</w:t>
+        <w:t>午餐：</w:t>
       </w:r>
     </w:p>
     <w:p>
       <w:pPr>
-        <w:spacing w:after="120" w:lineRule="auto" w:line="300"/>
+        <w:spacing w:after="80" w:lineRule="auto" w:line="300"/>
       </w:pPr>
       <w:r>
         <w:rPr>
           <w:rFonts w:ascii="Helvetica Neue" w:hAnsi="Helvetica Neue" w:eastAsia="PingFang SC"/>
-          <w:b w:val="0"/>
+          <w:b/>
           <w:sz w:val="21"/>
         </w:rPr>
-        <w:t>晚餐：**</w:t>
+        <w:t>晚餐：</w:t>
       </w:r>
     </w:p>
     <w:p>
@@ -272,28 +272,28 @@
     </w:p>
     <w:p>
       <w:pPr>
-        <w:spacing w:after="120" w:lineRule="auto" w:line="300"/>
+        <w:spacing w:after="80" w:lineRule="auto" w:line="300"/>
       </w:pPr>
       <w:r>
         <w:rPr>
           <w:rFonts w:ascii="Helvetica Neue" w:hAnsi="Helvetica Neue" w:eastAsia="PingFang SC"/>
-          <w:b w:val="0"/>
+          <w:b/>
           <w:sz w:val="21"/>
         </w:rPr>
-        <w:t>**午餐：</w:t>
+        <w:t>午餐：</w:t>
       </w:r>
     </w:p>
     <w:p>
       <w:pPr>
-        <w:spacing w:after="120" w:lineRule="auto" w:line="300"/>
+        <w:spacing w:after="80" w:lineRule="auto" w:line="300"/>
       </w:pPr>
       <w:r>
         <w:rPr>
           <w:rFonts w:ascii="Helvetica Neue" w:hAnsi="Helvetica Neue" w:eastAsia="PingFang SC"/>
-          <w:b w:val="0"/>
+          <w:b/>
           <w:sz w:val="21"/>
         </w:rPr>
-        <w:t>晚餐：**</w:t>
+        <w:t>晚餐：</w:t>
       </w:r>
     </w:p>
     <w:p>
